--- a/PP-salygos/templates/PRIEDAI_LT_NACSAUGUMASVPI.docx
+++ b/PP-salygos/templates/PRIEDAI_LT_NACSAUGUMASVPI.docx
@@ -1432,7 +1432,7 @@
       </w:r>
     </w:p>
     <w:sectPr>
-      <w:pgSz w:w="12240" w:h="15840"/>
+      <w:pgSz w:w="11906" w:h="16838" w:code="9"/>
       <w:pgMar w:top="709" w:right="567" w:bottom="851" w:left="1276" w:header="567" w:footer="567" w:gutter="0"/>
       <w:cols w:space="1296"/>
     </w:sectPr>
